--- a/FinNex.UI/wwwroot/Files/Word/Odenis_tapsirigi.docx
+++ b/FinNex.UI/wwwroot/Files/Word/Odenis_tapsirigi.docx
@@ -1,6 +1,6 @@
 
 <file path=word/document.xml><?xml version="1.0" encoding="utf-8"?>
-<w:document xmlns:wpc="http://schemas.microsoft.com/office/word/2010/wordprocessingCanvas" xmlns:cx="http://schemas.microsoft.com/office/drawing/2014/chartex" xmlns:mc="http://schemas.openxmlformats.org/markup-compatibility/2006" xmlns:o="urn:schemas-microsoft-com:office:office" xmlns:r="http://schemas.openxmlformats.org/officeDocument/2006/relationships" xmlns:m="http://schemas.openxmlformats.org/officeDocument/2006/math" xmlns:v="urn:schemas-microsoft-com:vml" xmlns:wp14="http://schemas.microsoft.com/office/word/2010/wordprocessingDrawing" xmlns:wp="http://schemas.openxmlformats.org/drawingml/2006/wordprocessingDrawing" xmlns:w10="urn:schemas-microsoft-com:office:word" xmlns:w="http://schemas.openxmlformats.org/wordprocessingml/2006/main" xmlns:w14="http://schemas.microsoft.com/office/word/2010/wordml" xmlns:w15="http://schemas.microsoft.com/office/word/2012/wordml" xmlns:w16se="http://schemas.microsoft.com/office/word/2015/wordml/symex" xmlns:wpg="http://schemas.microsoft.com/office/word/2010/wordprocessingGroup" xmlns:wpi="http://schemas.microsoft.com/office/word/2010/wordprocessingInk" xmlns:wne="http://schemas.microsoft.com/office/word/2006/wordml" xmlns:wps="http://schemas.microsoft.com/office/word/2010/wordprocessingShape" mc:Ignorable="w14 w15 w16se wp14">
+<w:document xmlns:wpc="http://schemas.microsoft.com/office/word/2010/wordprocessingCanvas" xmlns:cx="http://schemas.microsoft.com/office/drawing/2014/chartex" xmlns:cx1="http://schemas.microsoft.com/office/drawing/2015/9/8/chartex" xmlns:cx2="http://schemas.microsoft.com/office/drawing/2015/10/21/chartex" xmlns:cx3="http://schemas.microsoft.com/office/drawing/2016/5/9/chartex" xmlns:cx4="http://schemas.microsoft.com/office/drawing/2016/5/10/chartex" xmlns:cx5="http://schemas.microsoft.com/office/drawing/2016/5/11/chartex" xmlns:cx6="http://schemas.microsoft.com/office/drawing/2016/5/12/chartex" xmlns:cx7="http://schemas.microsoft.com/office/drawing/2016/5/13/chartex" xmlns:cx8="http://schemas.microsoft.com/office/drawing/2016/5/14/chartex" xmlns:mc="http://schemas.openxmlformats.org/markup-compatibility/2006" xmlns:aink="http://schemas.microsoft.com/office/drawing/2016/ink" xmlns:am3d="http://schemas.microsoft.com/office/drawing/2017/model3d" xmlns:o="urn:schemas-microsoft-com:office:office" xmlns:oel="http://schemas.microsoft.com/office/2019/extlst" xmlns:r="http://schemas.openxmlformats.org/officeDocument/2006/relationships" xmlns:m="http://schemas.openxmlformats.org/officeDocument/2006/math" xmlns:v="urn:schemas-microsoft-com:vml" xmlns:wp14="http://schemas.microsoft.com/office/word/2010/wordprocessingDrawing" xmlns:wp="http://schemas.openxmlformats.org/drawingml/2006/wordprocessingDrawing" xmlns:w10="urn:schemas-microsoft-com:office:word" xmlns:w="http://schemas.openxmlformats.org/wordprocessingml/2006/main" xmlns:w14="http://schemas.microsoft.com/office/word/2010/wordml" xmlns:w15="http://schemas.microsoft.com/office/word/2012/wordml" xmlns:w16cex="http://schemas.microsoft.com/office/word/2018/wordml/cex" xmlns:w16cid="http://schemas.microsoft.com/office/word/2016/wordml/cid" xmlns:w16="http://schemas.microsoft.com/office/word/2018/wordml" xmlns:w16du="http://schemas.microsoft.com/office/word/2023/wordml/word16du" xmlns:w16sdtdh="http://schemas.microsoft.com/office/word/2020/wordml/sdtdatahash" xmlns:w16sdtfl="http://schemas.microsoft.com/office/word/2024/wordml/sdtformatlock" xmlns:w16se="http://schemas.microsoft.com/office/word/2015/wordml/symex" xmlns:wpg="http://schemas.microsoft.com/office/word/2010/wordprocessingGroup" xmlns:wpi="http://schemas.microsoft.com/office/word/2010/wordprocessingInk" xmlns:wne="http://schemas.microsoft.com/office/word/2006/wordml" xmlns:wps="http://schemas.microsoft.com/office/word/2010/wordprocessingShape" mc:Ignorable="w14 w15 w16se w16cid w16 w16cex w16sdtdh w16sdtfl w16du wp14">
   <w:body>
     <w:p>
       <w:pPr>
@@ -181,6 +181,15 @@
         </w:rPr>
         <w:t xml:space="preserve">  </w:t>
       </w:r>
+      <w:r>
+        <w:rPr>
+          <w:rFonts w:ascii="A3 Arial AzLat" w:hAnsi="A3 Arial AzLat" w:cs="Times New Roman"/>
+          <w:b/>
+          <w:sz w:val="28"/>
+          <w:szCs w:val="28"/>
+        </w:rPr>
+        <w:t>{nom}</w:t>
+      </w:r>
     </w:p>
     <w:tbl>
       <w:tblPr>
@@ -191,7 +200,8 @@
       <w:tblGrid>
         <w:gridCol w:w="1075"/>
         <w:gridCol w:w="4140"/>
-        <w:gridCol w:w="1080"/>
+        <w:gridCol w:w="65"/>
+        <w:gridCol w:w="1015"/>
         <w:gridCol w:w="4140"/>
       </w:tblGrid>
       <w:tr>
@@ -302,7 +312,7 @@
         <w:tc>
           <w:tcPr>
             <w:tcW w:w="5220" w:type="dxa"/>
-            <w:gridSpan w:val="2"/>
+            <w:gridSpan w:val="3"/>
             <w:shd w:val="clear" w:color="auto" w:fill="D9D9D9" w:themeFill="background1" w:themeFillShade="D9"/>
           </w:tcPr>
           <w:p>
@@ -413,6 +423,7 @@
         <w:tc>
           <w:tcPr>
             <w:tcW w:w="1080" w:type="dxa"/>
+            <w:gridSpan w:val="2"/>
           </w:tcPr>
           <w:p>
             <w:pPr>
@@ -508,10 +519,10 @@
         <w:tc>
           <w:tcPr>
             <w:tcW w:w="4140" w:type="dxa"/>
+            <w:vAlign w:val="center"/>
           </w:tcPr>
           <w:p>
             <w:pPr>
-              <w:jc w:val="center"/>
               <w:rPr>
                 <w:rFonts w:ascii="A3 Arial AzLat" w:hAnsi="A3 Arial AzLat"/>
                 <w:sz w:val="26"/>
@@ -531,6 +542,7 @@
         <w:tc>
           <w:tcPr>
             <w:tcW w:w="1080" w:type="dxa"/>
+            <w:gridSpan w:val="2"/>
           </w:tcPr>
           <w:p>
             <w:pPr>
@@ -556,13 +568,13 @@
         <w:tc>
           <w:tcPr>
             <w:tcW w:w="4140" w:type="dxa"/>
+            <w:vAlign w:val="center"/>
           </w:tcPr>
           <w:p>
             <w:pPr>
               <w:tabs>
                 <w:tab w:val="left" w:pos="3917"/>
               </w:tabs>
-              <w:jc w:val="center"/>
               <w:rPr>
                 <w:rFonts w:ascii="A3 Arial AzLat" w:hAnsi="A3 Arial AzLat"/>
                 <w:sz w:val="26"/>
@@ -626,10 +638,10 @@
         <w:tc>
           <w:tcPr>
             <w:tcW w:w="4140" w:type="dxa"/>
+            <w:vAlign w:val="center"/>
           </w:tcPr>
           <w:p>
             <w:pPr>
-              <w:jc w:val="center"/>
               <w:rPr>
                 <w:rFonts w:ascii="A3 Arial AzLat" w:hAnsi="A3 Arial AzLat"/>
                 <w:sz w:val="26"/>
@@ -649,6 +661,7 @@
         <w:tc>
           <w:tcPr>
             <w:tcW w:w="1080" w:type="dxa"/>
+            <w:gridSpan w:val="2"/>
           </w:tcPr>
           <w:p>
             <w:pPr>
@@ -688,10 +701,10 @@
         <w:tc>
           <w:tcPr>
             <w:tcW w:w="4140" w:type="dxa"/>
+            <w:vAlign w:val="center"/>
           </w:tcPr>
           <w:p>
             <w:pPr>
-              <w:jc w:val="center"/>
               <w:rPr>
                 <w:rFonts w:ascii="A3 Arial AzLat" w:hAnsi="A3 Arial AzLat"/>
                 <w:sz w:val="26"/>
@@ -749,10 +762,10 @@
         <w:tc>
           <w:tcPr>
             <w:tcW w:w="4140" w:type="dxa"/>
+            <w:vAlign w:val="center"/>
           </w:tcPr>
           <w:p>
             <w:pPr>
-              <w:jc w:val="center"/>
               <w:rPr>
                 <w:rFonts w:ascii="A3 Arial AzLat" w:hAnsi="A3 Arial AzLat"/>
                 <w:sz w:val="26"/>
@@ -772,6 +785,7 @@
         <w:tc>
           <w:tcPr>
             <w:tcW w:w="1080" w:type="dxa"/>
+            <w:gridSpan w:val="2"/>
           </w:tcPr>
           <w:p>
             <w:pPr>
@@ -805,31 +819,23 @@
         <w:tc>
           <w:tcPr>
             <w:tcW w:w="4140" w:type="dxa"/>
+            <w:vAlign w:val="center"/>
           </w:tcPr>
           <w:p>
             <w:pPr>
-              <w:jc w:val="center"/>
-              <w:rPr>
-                <w:rFonts w:ascii="A3 Arial AzLat" w:hAnsi="A3 Arial AzLat"/>
-                <w:sz w:val="26"/>
-                <w:szCs w:val="26"/>
-              </w:rPr>
-            </w:pPr>
-            <w:r>
-              <w:rPr>
-                <w:rFonts w:ascii="A3 Arial AzLat" w:hAnsi="A3 Arial AzLat"/>
-                <w:sz w:val="26"/>
-                <w:szCs w:val="26"/>
-              </w:rPr>
-              <w:t>{B</w:t>
-            </w:r>
-            <w:r>
-              <w:rPr>
-                <w:rFonts w:ascii="A3 Arial AzLat" w:hAnsi="A3 Arial AzLat"/>
-                <w:sz w:val="26"/>
-                <w:szCs w:val="26"/>
-              </w:rPr>
-              <w:t>1mhes}</w:t>
+              <w:rPr>
+                <w:rFonts w:ascii="A3 Arial AzLat" w:hAnsi="A3 Arial AzLat"/>
+                <w:sz w:val="26"/>
+                <w:szCs w:val="26"/>
+              </w:rPr>
+            </w:pPr>
+            <w:r>
+              <w:rPr>
+                <w:rFonts w:ascii="A3 Arial AzLat" w:hAnsi="A3 Arial AzLat"/>
+                <w:sz w:val="26"/>
+                <w:szCs w:val="26"/>
+              </w:rPr>
+              <w:t>{B1mhes}</w:t>
             </w:r>
           </w:p>
         </w:tc>
@@ -864,10 +870,10 @@
         <w:tc>
           <w:tcPr>
             <w:tcW w:w="4140" w:type="dxa"/>
+            <w:vAlign w:val="center"/>
           </w:tcPr>
           <w:p>
             <w:pPr>
-              <w:jc w:val="center"/>
               <w:rPr>
                 <w:rFonts w:ascii="A3 Arial AzLat" w:hAnsi="A3 Arial AzLat"/>
                 <w:sz w:val="26"/>
@@ -887,6 +893,7 @@
         <w:tc>
           <w:tcPr>
             <w:tcW w:w="1080" w:type="dxa"/>
+            <w:gridSpan w:val="2"/>
           </w:tcPr>
           <w:p>
             <w:pPr>
@@ -910,10 +917,10 @@
         <w:tc>
           <w:tcPr>
             <w:tcW w:w="4140" w:type="dxa"/>
+            <w:vAlign w:val="center"/>
           </w:tcPr>
           <w:p>
             <w:pPr>
-              <w:jc w:val="center"/>
               <w:rPr>
                 <w:rFonts w:ascii="A3 Arial AzLat" w:hAnsi="A3 Arial AzLat"/>
                 <w:sz w:val="26"/>
@@ -1063,7 +1070,7 @@
         <w:tc>
           <w:tcPr>
             <w:tcW w:w="5220" w:type="dxa"/>
-            <w:gridSpan w:val="2"/>
+            <w:gridSpan w:val="3"/>
             <w:shd w:val="clear" w:color="auto" w:fill="D9D9D9" w:themeFill="background1" w:themeFillShade="D9"/>
           </w:tcPr>
           <w:p>
@@ -1176,10 +1183,10 @@
         <w:tc>
           <w:tcPr>
             <w:tcW w:w="4140" w:type="dxa"/>
+            <w:vAlign w:val="center"/>
           </w:tcPr>
           <w:p>
             <w:pPr>
-              <w:jc w:val="center"/>
               <w:rPr>
                 <w:rFonts w:ascii="A3 Arial AzLat" w:hAnsi="A3 Arial AzLat"/>
                 <w:sz w:val="26"/>
@@ -1199,6 +1206,7 @@
         <w:tc>
           <w:tcPr>
             <w:tcW w:w="1080" w:type="dxa"/>
+            <w:gridSpan w:val="2"/>
           </w:tcPr>
           <w:p>
             <w:pPr>
@@ -1240,10 +1248,10 @@
         <w:tc>
           <w:tcPr>
             <w:tcW w:w="4140" w:type="dxa"/>
+            <w:vAlign w:val="center"/>
           </w:tcPr>
           <w:p>
             <w:pPr>
-              <w:jc w:val="center"/>
               <w:rPr>
                 <w:rFonts w:ascii="A3 Arial AzLat" w:hAnsi="A3 Arial AzLat"/>
                 <w:sz w:val="26"/>
@@ -1293,10 +1301,10 @@
         <w:tc>
           <w:tcPr>
             <w:tcW w:w="4140" w:type="dxa"/>
+            <w:vAlign w:val="center"/>
           </w:tcPr>
           <w:p>
             <w:pPr>
-              <w:jc w:val="center"/>
               <w:rPr>
                 <w:rFonts w:ascii="A3 Arial AzLat" w:hAnsi="A3 Arial AzLat"/>
                 <w:sz w:val="26"/>
@@ -1316,6 +1324,7 @@
         <w:tc>
           <w:tcPr>
             <w:tcW w:w="1080" w:type="dxa"/>
+            <w:gridSpan w:val="2"/>
           </w:tcPr>
           <w:p>
             <w:pPr>
@@ -1341,10 +1350,10 @@
         <w:tc>
           <w:tcPr>
             <w:tcW w:w="4140" w:type="dxa"/>
+            <w:vAlign w:val="center"/>
           </w:tcPr>
           <w:p>
             <w:pPr>
-              <w:jc w:val="center"/>
               <w:rPr>
                 <w:rFonts w:ascii="A3 Arial AzLat" w:hAnsi="A3 Arial AzLat"/>
                 <w:sz w:val="26"/>
@@ -1408,10 +1417,10 @@
         <w:tc>
           <w:tcPr>
             <w:tcW w:w="4140" w:type="dxa"/>
+            <w:vAlign w:val="center"/>
           </w:tcPr>
           <w:p>
             <w:pPr>
-              <w:jc w:val="center"/>
               <w:rPr>
                 <w:rFonts w:ascii="A3 Arial AzLat" w:hAnsi="A3 Arial AzLat"/>
                 <w:sz w:val="26"/>
@@ -1431,6 +1440,7 @@
         <w:tc>
           <w:tcPr>
             <w:tcW w:w="1080" w:type="dxa"/>
+            <w:gridSpan w:val="2"/>
           </w:tcPr>
           <w:p>
             <w:pPr>
@@ -1470,10 +1480,10 @@
         <w:tc>
           <w:tcPr>
             <w:tcW w:w="4140" w:type="dxa"/>
+            <w:vAlign w:val="center"/>
           </w:tcPr>
           <w:p>
             <w:pPr>
-              <w:jc w:val="center"/>
               <w:rPr>
                 <w:rFonts w:ascii="A3 Arial AzLat" w:hAnsi="A3 Arial AzLat"/>
                 <w:sz w:val="26"/>
@@ -1495,7 +1505,7 @@
         <w:tc>
           <w:tcPr>
             <w:tcW w:w="10435" w:type="dxa"/>
-            <w:gridSpan w:val="4"/>
+            <w:gridSpan w:val="5"/>
             <w:shd w:val="clear" w:color="auto" w:fill="D9D9D9" w:themeFill="background1" w:themeFillShade="D9"/>
           </w:tcPr>
           <w:p>
@@ -1584,7 +1594,7 @@
         <w:tc>
           <w:tcPr>
             <w:tcW w:w="10435" w:type="dxa"/>
-            <w:gridSpan w:val="4"/>
+            <w:gridSpan w:val="5"/>
             <w:vAlign w:val="center"/>
           </w:tcPr>
           <w:p>
@@ -1838,8 +1848,32 @@
               </w:rPr>
               <w:t>:</w:t>
             </w:r>
-            <w:bookmarkStart w:id="0" w:name="_GoBack"/>
-            <w:bookmarkEnd w:id="0"/>
+            <w:r>
+              <w:rPr>
+                <w:rFonts w:ascii="A3 Arial AzLat" w:hAnsi="A3 Arial AzLat"/>
+                <w:sz w:val="26"/>
+                <w:szCs w:val="26"/>
+              </w:rPr>
+              <w:t xml:space="preserve"> {</w:t>
+            </w:r>
+            <w:proofErr w:type="spellStart"/>
+            <w:r>
+              <w:rPr>
+                <w:rFonts w:ascii="A3 Arial AzLat" w:hAnsi="A3 Arial AzLat"/>
+                <w:sz w:val="26"/>
+                <w:szCs w:val="26"/>
+              </w:rPr>
+              <w:t>mebleg</w:t>
+            </w:r>
+            <w:proofErr w:type="spellEnd"/>
+            <w:r>
+              <w:rPr>
+                <w:rFonts w:ascii="A3 Arial AzLat" w:hAnsi="A3 Arial AzLat"/>
+                <w:sz w:val="26"/>
+                <w:szCs w:val="26"/>
+              </w:rPr>
+              <w:t>}</w:t>
+            </w:r>
           </w:p>
           <w:p>
             <w:pPr>
@@ -1959,6 +1993,32 @@
                 <w:szCs w:val="26"/>
               </w:rPr>
               <w:t>:</w:t>
+            </w:r>
+            <w:r>
+              <w:rPr>
+                <w:rFonts w:ascii="A3 Arial AzLat" w:hAnsi="A3 Arial AzLat"/>
+                <w:sz w:val="26"/>
+                <w:szCs w:val="26"/>
+              </w:rPr>
+              <w:t xml:space="preserve"> {</w:t>
+            </w:r>
+            <w:proofErr w:type="spellStart"/>
+            <w:r>
+              <w:rPr>
+                <w:rFonts w:ascii="A3 Arial AzLat" w:hAnsi="A3 Arial AzLat"/>
+                <w:sz w:val="26"/>
+                <w:szCs w:val="26"/>
+              </w:rPr>
+              <w:t>mebleg_yazi</w:t>
+            </w:r>
+            <w:proofErr w:type="spellEnd"/>
+            <w:r>
+              <w:rPr>
+                <w:rFonts w:ascii="A3 Arial AzLat" w:hAnsi="A3 Arial AzLat"/>
+                <w:sz w:val="26"/>
+                <w:szCs w:val="26"/>
+              </w:rPr>
+              <w:t>}</w:t>
             </w:r>
           </w:p>
         </w:tc>
@@ -1970,7 +2030,7 @@
         <w:tc>
           <w:tcPr>
             <w:tcW w:w="10435" w:type="dxa"/>
-            <w:gridSpan w:val="4"/>
+            <w:gridSpan w:val="5"/>
           </w:tcPr>
           <w:p>
             <w:pPr>
@@ -2117,6 +2177,7 @@
               <w:t xml:space="preserve"> </w:t>
             </w:r>
             <w:proofErr w:type="spellStart"/>
+            <w:proofErr w:type="gramStart"/>
             <w:r>
               <w:rPr>
                 <w:rFonts w:ascii="Arial" w:hAnsi="Arial" w:cs="Arial"/>
@@ -2141,6 +2202,33 @@
                 <w:szCs w:val="26"/>
               </w:rPr>
               <w:t xml:space="preserve"> :</w:t>
+            </w:r>
+            <w:proofErr w:type="gramEnd"/>
+            <w:r>
+              <w:rPr>
+                <w:rFonts w:ascii="A3 Arial AzLat" w:hAnsi="A3 Arial AzLat"/>
+                <w:sz w:val="26"/>
+                <w:szCs w:val="26"/>
+              </w:rPr>
+              <w:t xml:space="preserve"> {</w:t>
+            </w:r>
+            <w:proofErr w:type="spellStart"/>
+            <w:r>
+              <w:rPr>
+                <w:rFonts w:ascii="A3 Arial AzLat" w:hAnsi="A3 Arial AzLat"/>
+                <w:sz w:val="26"/>
+                <w:szCs w:val="26"/>
+              </w:rPr>
+              <w:t>teyinat</w:t>
+            </w:r>
+            <w:proofErr w:type="spellEnd"/>
+            <w:r>
+              <w:rPr>
+                <w:rFonts w:ascii="A3 Arial AzLat" w:hAnsi="A3 Arial AzLat"/>
+                <w:sz w:val="26"/>
+                <w:szCs w:val="26"/>
+              </w:rPr>
+              <w:t>}</w:t>
             </w:r>
           </w:p>
           <w:p>
@@ -2161,7 +2249,7 @@
         <w:tc>
           <w:tcPr>
             <w:tcW w:w="10435" w:type="dxa"/>
-            <w:gridSpan w:val="4"/>
+            <w:gridSpan w:val="5"/>
           </w:tcPr>
           <w:p>
             <w:pPr>
@@ -2338,6 +2426,32 @@
                 <w:szCs w:val="26"/>
               </w:rPr>
               <w:t>:</w:t>
+            </w:r>
+            <w:r>
+              <w:rPr>
+                <w:rFonts w:ascii="A3 Arial AzLat" w:hAnsi="A3 Arial AzLat"/>
+                <w:sz w:val="26"/>
+                <w:szCs w:val="26"/>
+              </w:rPr>
+              <w:t xml:space="preserve"> {</w:t>
+            </w:r>
+            <w:proofErr w:type="spellStart"/>
+            <w:r>
+              <w:rPr>
+                <w:rFonts w:ascii="A3 Arial AzLat" w:hAnsi="A3 Arial AzLat"/>
+                <w:sz w:val="26"/>
+                <w:szCs w:val="26"/>
+              </w:rPr>
+              <w:t>elave</w:t>
+            </w:r>
+            <w:proofErr w:type="spellEnd"/>
+            <w:r>
+              <w:rPr>
+                <w:rFonts w:ascii="A3 Arial AzLat" w:hAnsi="A3 Arial AzLat"/>
+                <w:sz w:val="26"/>
+                <w:szCs w:val="26"/>
+              </w:rPr>
+              <w:t>}</w:t>
             </w:r>
           </w:p>
         </w:tc>
@@ -2348,12 +2462,13 @@
         </w:trPr>
         <w:tc>
           <w:tcPr>
-            <w:tcW w:w="10435" w:type="dxa"/>
-            <w:gridSpan w:val="4"/>
+            <w:tcW w:w="5280" w:type="dxa"/>
+            <w:gridSpan w:val="3"/>
             <w:vAlign w:val="center"/>
           </w:tcPr>
           <w:p>
             <w:pPr>
+              <w:ind w:left="72"/>
               <w:rPr>
                 <w:rFonts w:ascii="A3 Arial AzLat" w:hAnsi="A3 Arial AzLat"/>
                 <w:sz w:val="26"/>
@@ -2492,7 +2607,58 @@
                 <w:sz w:val="26"/>
                 <w:szCs w:val="26"/>
               </w:rPr>
-              <w:t xml:space="preserve">:                                              D4. </w:t>
+              <w:t xml:space="preserve">: </w:t>
+            </w:r>
+            <w:r>
+              <w:rPr>
+                <w:rFonts w:ascii="A3 Arial AzLat" w:hAnsi="A3 Arial AzLat"/>
+                <w:sz w:val="26"/>
+                <w:szCs w:val="26"/>
+              </w:rPr>
+              <w:t>{</w:t>
+            </w:r>
+            <w:proofErr w:type="spellStart"/>
+            <w:r>
+              <w:rPr>
+                <w:rFonts w:ascii="A3 Arial AzLat" w:hAnsi="A3 Arial AzLat"/>
+                <w:sz w:val="26"/>
+                <w:szCs w:val="26"/>
+              </w:rPr>
+              <w:t>tesnifat_kodu</w:t>
+            </w:r>
+            <w:proofErr w:type="spellEnd"/>
+            <w:r>
+              <w:rPr>
+                <w:rFonts w:ascii="A3 Arial AzLat" w:hAnsi="A3 Arial AzLat"/>
+                <w:sz w:val="26"/>
+                <w:szCs w:val="26"/>
+              </w:rPr>
+              <w:t>}</w:t>
+            </w:r>
+          </w:p>
+        </w:tc>
+        <w:tc>
+          <w:tcPr>
+            <w:tcW w:w="5155" w:type="dxa"/>
+            <w:gridSpan w:val="2"/>
+            <w:vAlign w:val="center"/>
+          </w:tcPr>
+          <w:p>
+            <w:pPr>
+              <w:ind w:left="72"/>
+              <w:rPr>
+                <w:rFonts w:ascii="A3 Arial AzLat" w:hAnsi="A3 Arial AzLat"/>
+                <w:sz w:val="26"/>
+                <w:szCs w:val="26"/>
+              </w:rPr>
+            </w:pPr>
+            <w:r>
+              <w:rPr>
+                <w:rFonts w:ascii="A3 Arial AzLat" w:hAnsi="A3 Arial AzLat"/>
+                <w:sz w:val="26"/>
+                <w:szCs w:val="26"/>
+              </w:rPr>
+              <w:t xml:space="preserve">D4. </w:t>
             </w:r>
             <w:proofErr w:type="spellStart"/>
             <w:r>
@@ -2603,6 +2769,32 @@
                 <w:szCs w:val="26"/>
               </w:rPr>
               <w:t>:</w:t>
+            </w:r>
+            <w:r>
+              <w:rPr>
+                <w:rFonts w:ascii="A3 Arial AzLat" w:hAnsi="A3 Arial AzLat"/>
+                <w:sz w:val="26"/>
+                <w:szCs w:val="26"/>
+              </w:rPr>
+              <w:t xml:space="preserve"> {</w:t>
+            </w:r>
+            <w:proofErr w:type="spellStart"/>
+            <w:r>
+              <w:rPr>
+                <w:rFonts w:ascii="A3 Arial AzLat" w:hAnsi="A3 Arial AzLat"/>
+                <w:sz w:val="26"/>
+                <w:szCs w:val="26"/>
+              </w:rPr>
+              <w:t>budce_kodu</w:t>
+            </w:r>
+            <w:proofErr w:type="spellEnd"/>
+            <w:r>
+              <w:rPr>
+                <w:rFonts w:ascii="A3 Arial AzLat" w:hAnsi="A3 Arial AzLat"/>
+                <w:sz w:val="26"/>
+                <w:szCs w:val="26"/>
+              </w:rPr>
+              <w:t>}</w:t>
             </w:r>
           </w:p>
         </w:tc>
@@ -2614,7 +2806,7 @@
         <w:tc>
           <w:tcPr>
             <w:tcW w:w="10435" w:type="dxa"/>
-            <w:gridSpan w:val="4"/>
+            <w:gridSpan w:val="5"/>
           </w:tcPr>
           <w:p>
             <w:pPr>
@@ -2860,7 +3052,7 @@
         <w:tc>
           <w:tcPr>
             <w:tcW w:w="10435" w:type="dxa"/>
-            <w:gridSpan w:val="4"/>
+            <w:gridSpan w:val="5"/>
           </w:tcPr>
           <w:p>
             <w:pPr>
@@ -3148,7 +3340,6 @@
                 <w:szCs w:val="20"/>
               </w:rPr>
             </w:pPr>
-            <w:proofErr w:type="spellStart"/>
             <w:r>
               <w:rPr>
                 <w:rFonts w:ascii="A3 Arial AzLat" w:hAnsi="A3 Arial AzLat"/>
@@ -3171,16 +3362,7 @@
                 <w:sz w:val="20"/>
                 <w:szCs w:val="20"/>
               </w:rPr>
-              <w:t>saitin</w:t>
-            </w:r>
-            <w:proofErr w:type="spellEnd"/>
-            <w:r>
-              <w:rPr>
-                <w:rFonts w:ascii="A3 Arial AzLat" w:hAnsi="A3 Arial AzLat"/>
-                <w:sz w:val="20"/>
-                <w:szCs w:val="20"/>
-              </w:rPr>
-              <w:t xml:space="preserve"> </w:t>
+              <w:t xml:space="preserve">saitin </w:t>
             </w:r>
             <w:proofErr w:type="spellStart"/>
             <w:r>
@@ -3588,7 +3770,7 @@
     </w:p>
     <w:sectPr>
       <w:pgSz w:w="12240" w:h="15840"/>
-      <w:pgMar w:top="810" w:right="1440" w:bottom="1080" w:left="990" w:header="720" w:footer="720" w:gutter="0"/>
+      <w:pgMar w:top="540" w:right="1440" w:bottom="630" w:left="990" w:header="720" w:footer="720" w:gutter="0"/>
       <w:cols w:space="720"/>
       <w:docGrid w:linePitch="360"/>
     </w:sectPr>
@@ -3597,7 +3779,7 @@
 </file>
 
 <file path=word/styles.xml><?xml version="1.0" encoding="utf-8"?>
-<w:styles xmlns:mc="http://schemas.openxmlformats.org/markup-compatibility/2006" xmlns:r="http://schemas.openxmlformats.org/officeDocument/2006/relationships" xmlns:w="http://schemas.openxmlformats.org/wordprocessingml/2006/main" xmlns:w14="http://schemas.microsoft.com/office/word/2010/wordml" xmlns:w15="http://schemas.microsoft.com/office/word/2012/wordml" xmlns:w16se="http://schemas.microsoft.com/office/word/2015/wordml/symex" mc:Ignorable="w14 w15 w16se">
+<w:styles xmlns:mc="http://schemas.openxmlformats.org/markup-compatibility/2006" xmlns:r="http://schemas.openxmlformats.org/officeDocument/2006/relationships" xmlns:w="http://schemas.openxmlformats.org/wordprocessingml/2006/main" xmlns:w14="http://schemas.microsoft.com/office/word/2010/wordml" xmlns:w15="http://schemas.microsoft.com/office/word/2012/wordml" xmlns:w16cex="http://schemas.microsoft.com/office/word/2018/wordml/cex" xmlns:w16cid="http://schemas.microsoft.com/office/word/2016/wordml/cid" xmlns:w16="http://schemas.microsoft.com/office/word/2018/wordml" xmlns:w16du="http://schemas.microsoft.com/office/word/2023/wordml/word16du" xmlns:w16sdtdh="http://schemas.microsoft.com/office/word/2020/wordml/sdtdatahash" xmlns:w16sdtfl="http://schemas.microsoft.com/office/word/2024/wordml/sdtformatlock" xmlns:w16se="http://schemas.microsoft.com/office/word/2015/wordml/symex" mc:Ignorable="w14 w15 w16se w16cid w16 w16cex w16sdtdh w16sdtfl w16du">
   <w:docDefaults>
     <w:rPrDefault>
       <w:rPr>
@@ -3613,7 +3795,7 @@
       </w:pPr>
     </w:pPrDefault>
   </w:docDefaults>
-  <w:latentStyles w:defLockedState="0" w:defUIPriority="99" w:defSemiHidden="0" w:defUnhideWhenUsed="0" w:defQFormat="0" w:count="371">
+  <w:latentStyles w:defLockedState="0" w:defUIPriority="99" w:defSemiHidden="0" w:defUnhideWhenUsed="0" w:defQFormat="0" w:count="376">
     <w:lsdException w:name="Normal" w:uiPriority="0" w:qFormat="1"/>
     <w:lsdException w:name="heading 1" w:uiPriority="9" w:qFormat="1"/>
     <w:lsdException w:name="heading 2" w:semiHidden="1" w:uiPriority="9" w:unhideWhenUsed="1" w:qFormat="1"/>
@@ -3985,6 +4167,11 @@
     <w:lsdException w:name="List Table 5 Dark Accent 6" w:uiPriority="50"/>
     <w:lsdException w:name="List Table 6 Colorful Accent 6" w:uiPriority="51"/>
     <w:lsdException w:name="List Table 7 Colorful Accent 6" w:uiPriority="52"/>
+    <w:lsdException w:name="Mention" w:semiHidden="1" w:unhideWhenUsed="1"/>
+    <w:lsdException w:name="Smart Hyperlink" w:semiHidden="1" w:unhideWhenUsed="1"/>
+    <w:lsdException w:name="Hashtag" w:semiHidden="1" w:unhideWhenUsed="1"/>
+    <w:lsdException w:name="Unresolved Mention" w:semiHidden="1" w:unhideWhenUsed="1"/>
+    <w:lsdException w:name="Smart Link" w:semiHidden="1" w:unhideWhenUsed="1"/>
   </w:latentStyles>
   <w:style w:type="paragraph" w:default="1" w:styleId="Normal">
     <w:name w:val="Normal"/>
